--- a/klagomål/A 2338-2026 FSC-klagomål.docx
+++ b/klagomål/A 2338-2026 FSC-klagomål.docx
@@ -1156,7 +1156,7 @@
     <w:r>
       <w:tab/>
       <w:tab/>
-      <w:t>2026-01-15</w:t>
+      <w:t>2026-01-16</w:t>
       <w:br/>
       <w:br/>
     </w:r>

--- a/klagomål/A 2338-2026 FSC-klagomål.docx
+++ b/klagomål/A 2338-2026 FSC-klagomål.docx
@@ -1156,7 +1156,7 @@
     <w:r>
       <w:tab/>
       <w:tab/>
-      <w:t>2026-01-16</w:t>
+      <w:t>2026-01-17</w:t>
       <w:br/>
       <w:br/>
     </w:r>

--- a/klagomål/A 2338-2026 FSC-klagomål.docx
+++ b/klagomål/A 2338-2026 FSC-klagomål.docx
@@ -1156,7 +1156,7 @@
     <w:r>
       <w:tab/>
       <w:tab/>
-      <w:t>2026-01-17</w:t>
+      <w:t>2026-01-18</w:t>
       <w:br/>
       <w:br/>
     </w:r>

--- a/klagomål/A 2338-2026 FSC-klagomål.docx
+++ b/klagomål/A 2338-2026 FSC-klagomål.docx
@@ -1156,7 +1156,7 @@
     <w:r>
       <w:tab/>
       <w:tab/>
-      <w:t>2026-01-18</w:t>
+      <w:t>2026-01-19</w:t>
       <w:br/>
       <w:br/>
     </w:r>

--- a/klagomål/A 2338-2026 FSC-klagomål.docx
+++ b/klagomål/A 2338-2026 FSC-klagomål.docx
@@ -1156,7 +1156,7 @@
     <w:r>
       <w:tab/>
       <w:tab/>
-      <w:t>2026-01-19</w:t>
+      <w:t>2026-01-20</w:t>
       <w:br/>
       <w:br/>
     </w:r>

--- a/klagomål/A 2338-2026 FSC-klagomål.docx
+++ b/klagomål/A 2338-2026 FSC-klagomål.docx
@@ -1156,7 +1156,7 @@
     <w:r>
       <w:tab/>
       <w:tab/>
-      <w:t>2026-01-20</w:t>
+      <w:t>2026-01-21</w:t>
       <w:br/>
       <w:br/>
     </w:r>

--- a/klagomål/A 2338-2026 FSC-klagomål.docx
+++ b/klagomål/A 2338-2026 FSC-klagomål.docx
@@ -1156,7 +1156,7 @@
     <w:r>
       <w:tab/>
       <w:tab/>
-      <w:t>2026-01-21</w:t>
+      <w:t>2026-01-23</w:t>
       <w:br/>
       <w:br/>
     </w:r>

--- a/klagomål/A 2338-2026 FSC-klagomål.docx
+++ b/klagomål/A 2338-2026 FSC-klagomål.docx
@@ -1156,7 +1156,7 @@
     <w:r>
       <w:tab/>
       <w:tab/>
-      <w:t>2026-01-23</w:t>
+      <w:t>2026-01-24</w:t>
       <w:br/>
       <w:br/>
     </w:r>

--- a/klagomål/A 2338-2026 FSC-klagomål.docx
+++ b/klagomål/A 2338-2026 FSC-klagomål.docx
@@ -1156,7 +1156,7 @@
     <w:r>
       <w:tab/>
       <w:tab/>
-      <w:t>2026-01-24</w:t>
+      <w:t>2026-01-25</w:t>
       <w:br/>
       <w:br/>
     </w:r>

--- a/klagomål/A 2338-2026 FSC-klagomål.docx
+++ b/klagomål/A 2338-2026 FSC-klagomål.docx
@@ -1156,7 +1156,7 @@
     <w:r>
       <w:tab/>
       <w:tab/>
-      <w:t>2026-01-25</w:t>
+      <w:t>2026-01-26</w:t>
       <w:br/>
       <w:br/>
     </w:r>

--- a/klagomål/A 2338-2026 FSC-klagomål.docx
+++ b/klagomål/A 2338-2026 FSC-klagomål.docx
@@ -1156,7 +1156,7 @@
     <w:r>
       <w:tab/>
       <w:tab/>
-      <w:t>2026-01-26</w:t>
+      <w:t>2026-01-27</w:t>
       <w:br/>
       <w:br/>
     </w:r>

--- a/klagomål/A 2338-2026 FSC-klagomål.docx
+++ b/klagomål/A 2338-2026 FSC-klagomål.docx
@@ -1156,7 +1156,7 @@
     <w:r>
       <w:tab/>
       <w:tab/>
-      <w:t>2026-01-27</w:t>
+      <w:t>2026-01-28</w:t>
       <w:br/>
       <w:br/>
     </w:r>

--- a/klagomål/A 2338-2026 FSC-klagomål.docx
+++ b/klagomål/A 2338-2026 FSC-klagomål.docx
@@ -1280,7 +1280,7 @@
     <w:r>
       <w:tab/>
       <w:tab/>
-      <w:t>2026-03-13</w:t>
+      <w:t>2026-03-16</w:t>
       <w:br/>
       <w:br/>
     </w:r>

--- a/klagomål/A 2338-2026 FSC-klagomål.docx
+++ b/klagomål/A 2338-2026 FSC-klagomål.docx
@@ -1280,7 +1280,7 @@
     <w:r>
       <w:tab/>
       <w:tab/>
-      <w:t>2026-03-16</w:t>
+      <w:t>2026-03-17</w:t>
       <w:br/>
       <w:br/>
     </w:r>

--- a/klagomål/A 2338-2026 FSC-klagomål.docx
+++ b/klagomål/A 2338-2026 FSC-klagomål.docx
@@ -1280,7 +1280,7 @@
     <w:r>
       <w:tab/>
       <w:tab/>
-      <w:t>2026-03-17</w:t>
+      <w:t>2026-03-18</w:t>
       <w:br/>
       <w:br/>
     </w:r>

--- a/klagomål/A 2338-2026 FSC-klagomål.docx
+++ b/klagomål/A 2338-2026 FSC-klagomål.docx
@@ -1280,7 +1280,7 @@
     <w:r>
       <w:tab/>
       <w:tab/>
-      <w:t>2026-03-18</w:t>
+      <w:t>2026-03-19</w:t>
       <w:br/>
       <w:br/>
     </w:r>

--- a/klagomål/A 2338-2026 FSC-klagomål.docx
+++ b/klagomål/A 2338-2026 FSC-klagomål.docx
@@ -1280,7 +1280,7 @@
     <w:r>
       <w:tab/>
       <w:tab/>
-      <w:t>2026-03-19</w:t>
+      <w:t>2026-03-20</w:t>
       <w:br/>
       <w:br/>
     </w:r>

--- a/klagomål/A 2338-2026 FSC-klagomål.docx
+++ b/klagomål/A 2338-2026 FSC-klagomål.docx
@@ -1280,7 +1280,7 @@
     <w:r>
       <w:tab/>
       <w:tab/>
-      <w:t>2026-03-20</w:t>
+      <w:t>2026-03-21</w:t>
       <w:br/>
       <w:br/>
     </w:r>

--- a/klagomål/A 2338-2026 FSC-klagomål.docx
+++ b/klagomål/A 2338-2026 FSC-klagomål.docx
@@ -1280,7 +1280,7 @@
     <w:r>
       <w:tab/>
       <w:tab/>
-      <w:t>2026-03-21</w:t>
+      <w:t>2026-03-22</w:t>
       <w:br/>
       <w:br/>
     </w:r>

--- a/klagomål/A 2338-2026 FSC-klagomål.docx
+++ b/klagomål/A 2338-2026 FSC-klagomål.docx
@@ -1280,7 +1280,7 @@
     <w:r>
       <w:tab/>
       <w:tab/>
-      <w:t>2026-03-22</w:t>
+      <w:t>2026-03-23</w:t>
       <w:br/>
       <w:br/>
     </w:r>

--- a/klagomål/A 2338-2026 FSC-klagomål.docx
+++ b/klagomål/A 2338-2026 FSC-klagomål.docx
@@ -1280,7 +1280,7 @@
     <w:r>
       <w:tab/>
       <w:tab/>
-      <w:t>2026-03-23</w:t>
+      <w:t>2026-03-24</w:t>
       <w:br/>
       <w:br/>
     </w:r>

--- a/klagomål/A 2338-2026 FSC-klagomål.docx
+++ b/klagomål/A 2338-2026 FSC-klagomål.docx
@@ -1280,7 +1280,7 @@
     <w:r>
       <w:tab/>
       <w:tab/>
-      <w:t>2026-03-24</w:t>
+      <w:t>2026-03-25</w:t>
       <w:br/>
       <w:br/>
     </w:r>

--- a/klagomål/A 2338-2026 FSC-klagomål.docx
+++ b/klagomål/A 2338-2026 FSC-klagomål.docx
@@ -1280,7 +1280,7 @@
     <w:r>
       <w:tab/>
       <w:tab/>
-      <w:t>2026-03-25</w:t>
+      <w:t>2026-03-26</w:t>
       <w:br/>
       <w:br/>
     </w:r>

--- a/klagomål/A 2338-2026 FSC-klagomål.docx
+++ b/klagomål/A 2338-2026 FSC-klagomål.docx
@@ -1280,7 +1280,7 @@
     <w:r>
       <w:tab/>
       <w:tab/>
-      <w:t>2026-03-26</w:t>
+      <w:t>2026-03-27</w:t>
       <w:br/>
       <w:br/>
     </w:r>

--- a/klagomål/A 2338-2026 FSC-klagomål.docx
+++ b/klagomål/A 2338-2026 FSC-klagomål.docx
@@ -1280,7 +1280,7 @@
     <w:r>
       <w:tab/>
       <w:tab/>
-      <w:t>2026-03-27</w:t>
+      <w:t>2026-03-28</w:t>
       <w:br/>
       <w:br/>
     </w:r>

--- a/klagomål/A 2338-2026 FSC-klagomål.docx
+++ b/klagomål/A 2338-2026 FSC-klagomål.docx
@@ -1280,7 +1280,7 @@
     <w:r>
       <w:tab/>
       <w:tab/>
-      <w:t>2026-03-28</w:t>
+      <w:t>2026-03-29</w:t>
       <w:br/>
       <w:br/>
     </w:r>

--- a/klagomål/A 2338-2026 FSC-klagomål.docx
+++ b/klagomål/A 2338-2026 FSC-klagomål.docx
@@ -1280,7 +1280,7 @@
     <w:r>
       <w:tab/>
       <w:tab/>
-      <w:t>2026-03-29</w:t>
+      <w:t>2026-03-30</w:t>
       <w:br/>
       <w:br/>
     </w:r>

--- a/klagomål/A 2338-2026 FSC-klagomål.docx
+++ b/klagomål/A 2338-2026 FSC-klagomål.docx
@@ -1280,7 +1280,7 @@
     <w:r>
       <w:tab/>
       <w:tab/>
-      <w:t>2026-03-30</w:t>
+      <w:t>2026-03-31</w:t>
       <w:br/>
       <w:br/>
     </w:r>

--- a/klagomål/A 2338-2026 FSC-klagomål.docx
+++ b/klagomål/A 2338-2026 FSC-klagomål.docx
@@ -1280,7 +1280,7 @@
     <w:r>
       <w:tab/>
       <w:tab/>
-      <w:t>2026-03-31</w:t>
+      <w:t>2026-04-01</w:t>
       <w:br/>
       <w:br/>
     </w:r>

--- a/klagomål/A 2338-2026 FSC-klagomål.docx
+++ b/klagomål/A 2338-2026 FSC-klagomål.docx
@@ -1280,7 +1280,7 @@
     <w:r>
       <w:tab/>
       <w:tab/>
-      <w:t>2026-04-01</w:t>
+      <w:t>2026-04-02</w:t>
       <w:br/>
       <w:br/>
     </w:r>

--- a/klagomål/A 2338-2026 FSC-klagomål.docx
+++ b/klagomål/A 2338-2026 FSC-klagomål.docx
@@ -1280,7 +1280,7 @@
     <w:r>
       <w:tab/>
       <w:tab/>
-      <w:t>2026-04-02</w:t>
+      <w:t>2026-04-03</w:t>
       <w:br/>
       <w:br/>
     </w:r>

--- a/klagomål/A 2338-2026 FSC-klagomål.docx
+++ b/klagomål/A 2338-2026 FSC-klagomål.docx
@@ -1280,7 +1280,7 @@
     <w:r>
       <w:tab/>
       <w:tab/>
-      <w:t>2026-04-03</w:t>
+      <w:t>2026-04-04</w:t>
       <w:br/>
       <w:br/>
     </w:r>

--- a/klagomål/A 2338-2026 FSC-klagomål.docx
+++ b/klagomål/A 2338-2026 FSC-klagomål.docx
@@ -1280,7 +1280,7 @@
     <w:r>
       <w:tab/>
       <w:tab/>
-      <w:t>2026-04-04</w:t>
+      <w:t>2026-04-05</w:t>
       <w:br/>
       <w:br/>
     </w:r>

--- a/klagomål/A 2338-2026 FSC-klagomål.docx
+++ b/klagomål/A 2338-2026 FSC-klagomål.docx
@@ -1280,7 +1280,7 @@
     <w:r>
       <w:tab/>
       <w:tab/>
-      <w:t>2026-04-05</w:t>
+      <w:t>2026-04-06</w:t>
       <w:br/>
       <w:br/>
     </w:r>

--- a/klagomål/A 2338-2026 FSC-klagomål.docx
+++ b/klagomål/A 2338-2026 FSC-klagomål.docx
@@ -278,10 +278,10 @@
         <w:rPr>
           <w:b/>
         </w:rPr>
-        <w:t>Lavskrika (§4)</w:t>
-      </w:r>
-      <w:r>
-        <w:t xml:space="preserve">, som är typisk art för </w:t>
+        <w:t>Lavskrika (NT, §4)</w:t>
+      </w:r>
+      <w:r>
+        <w:t xml:space="preserve"> är rödlistad som nära hotad och fridlyst enligt 4§ artskyddsförordningen. Den har minskat med 20 (10–30) % under de senaste 15 åren och minskningstakten bedöms vara nära gränsvärdet för sårbar (VU). Lavskrikan är en mycket stationär fågel, som häckar i äldre, slutna och hänglavsrika barrskogar. Nyckelfaktorer är flerskiktad skog med rik undervegetation samt riklig förekomst av hänglavar. Reviren är livslånga med hemområden som varierar mellan 50 och 150 ha. Inom ett revir av hög kvalitet finns det som regel ett eller flera kärnområden (1–20 ha) med relativt tät flerskiktad granskog. Arten missgynnas när flerskiktad skog omförs till enskiktade bestånd och även röjning och hård gallring är starkt negativt. Lavskrikan har relativt stora hemområden och försvinner när den äldre skogen fragmenteras, särskilt allvarligt är när kärnområdena avverkas. Den försvinner successivt framför allt vid dess utbredningsgränser och populationen har minskat kontinuerligt under 2000-talet. Lavskrika är typisk art för </w:t>
       </w:r>
       <w:r>
         <w:rPr>
@@ -290,7 +290,7 @@
         <w:t>9010 Taiga</w:t>
       </w:r>
       <w:r>
-        <w:t xml:space="preserve"> och prioriterad art i Skogsvårdslagen, är en mycket stationär fågel, som häckar i äldre, slutna och hänglavsrika barrskogar. Reviren är livslånga med hemområden som varierar mellan 50 och 150 ha. Inom ett revir av hög kvalitet finns det som regel ett eller flera kärnområden (1–20 ha) med relativt tät flerskiktad granskog. Arten missgynnas när flerskiktad skog omförs till enskiktade bestånd och även röjning och hård gallring är starkt negativt. Lavskrikan har relativt stora hemområden och försvinner när den äldre skogen fragmenteras, särskilt allvarligt är när kärnområdena avverkas. Arten försvinner successivt framför allt vid dess utbredningsgränser och populationen har minskat med 20–40 % de senaste 30 åren (SLU Artdatabanken, 2021; Skogsstyrelsen 2016).</w:t>
+        <w:t xml:space="preserve"> (SLU Artdatabanken, 2026; Skogsstyrelsen 2016).</w:t>
       </w:r>
     </w:p>
     <w:p>
@@ -298,10 +298,10 @@
         <w:rPr>
           <w:b/>
         </w:rPr>
-        <w:t>Spillkråka (NT, §4)</w:t>
-      </w:r>
-      <w:r>
-        <w:t xml:space="preserve"> är rödlistad som nära hotad och ingår i bilaga 1 i EU:s fågeldirektiv. Den minskar i population på grund av minskad tillgång på lämpliga bo- och födoträd och minskad födotillgång. Spillkråkans minskningstakt har uppgått till 19 (24–10) % under de senaste 15 åren och bedöms vara nära gränsvärdet för Sårbar (VU) (A2bc). Spillkråka är en nyckelart i skogliga miljöer vars övergivna bohål utnyttjas av flera andra hålhäckande fågelarter och fladdermöss. Den behöver grova träd, främst tall, asp och bok som boträd. Skogsbruk med korta omloppstider och täta, homogena ungskogar utgör det största hotet. Spillkråka är typisk art för </w:t>
+        <w:t>Spillkråka (§4)</w:t>
+      </w:r>
+      <w:r>
+        <w:t xml:space="preserve"> omfattas av bilaga 1 i EU:s fågeldirektiv och är typisk art för </w:t>
       </w:r>
       <w:r>
         <w:rPr>
@@ -316,10 +316,10 @@
         <w:rPr>
           <w:i/>
         </w:rPr>
-        <w:t xml:space="preserve"> 9740 Skogsbevuxen myr </w:t>
-      </w:r>
-      <w:r>
-        <w:t>(SLU Artdatabanken, 2025; Skogsstyrelsen 2016).</w:t>
+        <w:t xml:space="preserve"> 9740 Skogsbevuxen myr</w:t>
+      </w:r>
+      <w:r>
+        <w:t>. Den behöver grova träd, främst tall, asp och bok som boträd. Skogsbruk med korta omloppstider och täta, homogena ungskogar utgör det största hotet. Spillkråka är en nyckelart i skogliga miljöer vars övergivna bohål utnyttjas av flera andra hålhäckande fågelarter och fladdermöss, däribland pärluggla (EN, §4), knipa (§4), salskrake (§4) och skogsduva (§4). Hökuggla (VU, §4) och slaguggla (§4) häckar ofta i högstubbar som brutits av i höjd med ett gammalt spillkråkebo (SLU Artdatabanken, 2026; Skogsstyrelsen, 2016).</w:t>
       </w:r>
     </w:p>
     <w:p>
@@ -683,7 +683,35 @@
     </w:p>
     <w:p>
       <w:r>
-        <w:t xml:space="preserve">Lavskrika är typisk art för </w:t>
+        <w:t>Lavskrika är rödlistad som nära hotad (NT), fridlyst enligt 4 § artskyddsförordningen (2007:845) och ingår i förteckningen över prioriterade arter i Skogsstyrelsens föreskrifter och allmänna råd (SKSFS 2011:7) bilaga 4. Lavskrikan är en mycket stationär fågel, som häckar i äldre, slutna och hänglavsrika barrskogar. Nyckelfaktorer är flerskiktad skog med rik undervegetation samt riklig förekomst av hänglavar (SLU Artdatabanken, 2026).</w:t>
+      </w:r>
+    </w:p>
+    <w:p>
+      <w:r>
+        <w:t xml:space="preserve">I Skogsstyrelsens vägledning för hänsyn till fåglar står bland annat att: </w:t>
+      </w:r>
+      <w:r>
+        <w:rPr>
+          <w:i/>
+        </w:rPr>
+        <w:t>“Reviren är livslånga med hemområden som varierar mellan 50 och 150 ha. Hemområdena har inga fasta gränser utan det handlar mera om de yttre gränserna för familjegruppernas rörelser. Lavskrikan undviker att förflytta sig över stora öppna områden och hemområdesstorleken är därför större i områden fragmenterade av hyggen och yngre skog än i områden med i sammanhängande äldre skog. Det finns studier som antyder att det inom ett revir bör finnas maximalt 15 % öppna ytor och ungskog. Inom ett revir av hög kvalitet finns det som regel ett eller flera kärnområden (1–20 ha) med relativt tät flerskiktad granskog.”</w:t>
+      </w:r>
+      <w:r>
+        <w:t xml:space="preserve"> Vidare att: </w:t>
+      </w:r>
+      <w:r>
+        <w:rPr>
+          <w:i/>
+        </w:rPr>
+        <w:t>“Arten missgynnas när flerskiktad skog omförs till enskiktade bestånd. Även skogsskötsel med återkommande röjning och hård gallring är starkt negativt. Lavskrikan har relativt stora hemområden och försvinner när den äldre skogen fragmenteras, särskilt allvarligt är när kärnområdena avverkas.”</w:t>
+      </w:r>
+      <w:r>
+        <w:t xml:space="preserve"> (Skogsstyrelsen 2016).</w:t>
+      </w:r>
+    </w:p>
+    <w:p>
+      <w:r>
+        <w:t xml:space="preserve">Populationen har minskat med 20 (10–30) % under de senaste 15 åren och minskningstakten bedöms vara nära gränsvärdet för sårbar (VU). Arten försvinner successivt framför allt vid dess utbredningsgränser och populationen har minskat kontinuerligt under 2000-talet. Lavskrika är typisk art för </w:t>
       </w:r>
       <w:r>
         <w:rPr>
@@ -692,35 +720,7 @@
         <w:t>9010 Taiga</w:t>
       </w:r>
       <w:r>
-        <w:t>, fridlyst enligt 4 § artskyddsförordningen (2007:845) och ingår i förteckningen över prioriterade arter i Skogsstyrelsens föreskrifter och allmänna råd (SKSFS 2011:7) bilaga 4.</w:t>
-      </w:r>
-    </w:p>
-    <w:p>
-      <w:r>
-        <w:t xml:space="preserve">I Skogsstyrelsens vägledning för hänsyn till fåglar står bland annat att: </w:t>
-      </w:r>
-      <w:r>
-        <w:rPr>
-          <w:i/>
-        </w:rPr>
-        <w:t>“Reviren är livslånga med hemområden som varierar mellan 50 och 150 ha. Hemområdena har inga fasta gränser utan det handlar mera om de yttre gränserna för familjegruppernas rörelser. Lavskrikan undviker att förflytta sig över stora öppna områden och hemområdesstorleken är därför större i områden fragmenterade av hyggen och yngre skog än i områden med i sammanhängande äldre skog. Det finns studier som antyder att det inom ett revir bör finnas maximalt 15 % öppna ytor och ungskog. Inom ett revir av hög kvalitet finns det som regel ett eller flera kärnområden (1–20 ha) med relativt tät flerskiktad granskog.”</w:t>
-      </w:r>
-      <w:r>
-        <w:t xml:space="preserve"> Vidare att: </w:t>
-      </w:r>
-      <w:r>
-        <w:rPr>
-          <w:i/>
-        </w:rPr>
-        <w:t>“Arten missgynnas när flerskiktad skog omförs till enskiktade bestånd. Även skogsskötsel med återkommande röjning och hård gallring är starkt negativt. Lavskrikan har relativt stora hemområden och försvinner när den äldre skogen fragmenteras, särskilt allvarligt är när kärnområdena avverkas.”</w:t>
-      </w:r>
-      <w:r>
-        <w:t xml:space="preserve"> (Skogsstyrelsen 2016).</w:t>
-      </w:r>
-    </w:p>
-    <w:p>
-      <w:r>
-        <w:t>Populationen har minskat med 20–40 % de senaste 30 åren, men i Svensk Fågeltaxerings standardrutter varierar antalet kraftigt och ingen minskning kan skönjas de senaste 18 åren. Arten försvinner successivt framför allt vid dess utbredningsgränser (SLU Artdatabanken, 2022).</w:t>
+        <w:t xml:space="preserve"> (SLU Artdatabanken, 2026).</w:t>
       </w:r>
     </w:p>
     <w:p>
@@ -747,7 +747,7 @@
     </w:p>
     <w:p>
       <w:r>
-        <w:t xml:space="preserve">SLU Artdatabanken, 2022. </w:t>
+        <w:t xml:space="preserve">SLU Artdatabanken, 2026. </w:t>
       </w:r>
       <w:r>
         <w:rPr>
@@ -769,7 +769,7 @@
     </w:p>
     <w:p>
       <w:r>
-        <w:t xml:space="preserve">Spillkråka (NT) är rödlistad som nära hotad, fridlyst enligt §4 Artskyddsförordningen, typisk art för </w:t>
+        <w:t xml:space="preserve">Spillkråka (§4) ingår i bilaga 1 EU:s fågeldirektiv och är typisk art för </w:t>
       </w:r>
       <w:r>
         <w:rPr>
@@ -787,12 +787,12 @@
         <w:t xml:space="preserve"> 9740 Skogsbevuxen myr</w:t>
       </w:r>
       <w:r>
-        <w:t xml:space="preserve"> och ingår i bilaga 1 i EU:s fågeldirektiv. Spillkråka lever i både barr- och blandskog liksom i ren lövskog. De tätaste populationerna tenderar att finnas i äldre, variationsrik blandskog med gott om död ved och gamla träd. Spillkråka är en nyckelart i skogliga miljöer vars övergivna bohål utnyttjas av flera andra hålhäckande fågelarter och fladdermöss (SLU Artdatabanken, 2023; Skogsstyrelsen 2016).</w:t>
+        <w:t>. Den lever i både barr- och blandskog liksom i ren lövskog. De tätaste populationerna tenderar att finnas i äldre, variationsrik blandskog med gott om död ved och gamla träd. Varje par utnyttjar 400–1000 hektar skog beroende på skogens kvalitet. Skogsbruk med korta omloppstider och täta, homogena ungskogar utgör det största hotet (SLU Artdatabanken, 2026).</w:t>
       </w:r>
     </w:p>
     <w:p>
       <w:r>
-        <w:t>Varje par utnyttjar 400–1000 hektar skog beroende på skogens kvalitet. En minskning av populationen pågår på grund av minskad tillgång på lämpliga bo- och födoträd och minskad födotillgång. Spillkråkans minskningstakt har uppgått till 19 (24–10) % under de senaste 15 åren. Minskningstakten för den svenska populationen bedöms vara nära gränsvärdet för Sårbar (VU) (A2bc). Skogsbruk med korta omloppstider och täta, homogena ungskogar utgör det största hotet (SLU Artdatabanken 2023).</w:t>
+        <w:t>Spillkråka är en nyckelart i skogliga miljöer vars övergivna bohål utnyttjas av flera andra hålhäckande fågelarter och fladdermöss, däribland pärluggla (EN, §4), knipa (§4), salskrake (§4) och skogsduva (§4). Hökuggla (VU, §4) och slaguggla (§4) häckar ofta i högstubbar som brutits av i höjd med ett gammalt spillkråkebo (Skogsstyrelsen, 2016).</w:t>
       </w:r>
     </w:p>
     <w:p>
@@ -819,7 +819,7 @@
     </w:p>
     <w:p>
       <w:r>
-        <w:t xml:space="preserve">SLU Artdatabanken, 2023. </w:t>
+        <w:t xml:space="preserve">SLU Artdatabanken, 2026. </w:t>
       </w:r>
       <w:r>
         <w:rPr>
@@ -828,7 +828,7 @@
         <w:t xml:space="preserve">Artfaktablad. Naturvård – artfakta. </w:t>
       </w:r>
       <w:r>
-        <w:t>SLU Artdatabanken, Uppsala</w:t>
+        <w:t>SLU Artdatabanken, Uppsala.</w:t>
       </w:r>
     </w:p>
     <w:p>
@@ -1280,7 +1280,7 @@
     <w:r>
       <w:tab/>
       <w:tab/>
-      <w:t>2026-04-06</w:t>
+      <w:t>2026-04-07</w:t>
       <w:br/>
       <w:br/>
     </w:r>

--- a/klagomål/A 2338-2026 FSC-klagomål.docx
+++ b/klagomål/A 2338-2026 FSC-klagomål.docx
@@ -1280,7 +1280,7 @@
     <w:r>
       <w:tab/>
       <w:tab/>
-      <w:t>2026-04-07</w:t>
+      <w:t>2026-04-08</w:t>
       <w:br/>
       <w:br/>
     </w:r>

--- a/klagomål/A 2338-2026 FSC-klagomål.docx
+++ b/klagomål/A 2338-2026 FSC-klagomål.docx
@@ -1280,7 +1280,7 @@
     <w:r>
       <w:tab/>
       <w:tab/>
-      <w:t>2026-04-08</w:t>
+      <w:t>2026-04-09</w:t>
       <w:br/>
       <w:br/>
     </w:r>

--- a/klagomål/A 2338-2026 FSC-klagomål.docx
+++ b/klagomål/A 2338-2026 FSC-klagomål.docx
@@ -1280,7 +1280,7 @@
     <w:r>
       <w:tab/>
       <w:tab/>
-      <w:t>2026-04-09</w:t>
+      <w:t>2026-04-10</w:t>
       <w:br/>
       <w:br/>
     </w:r>

--- a/klagomål/A 2338-2026 FSC-klagomål.docx
+++ b/klagomål/A 2338-2026 FSC-klagomål.docx
@@ -1280,7 +1280,7 @@
     <w:r>
       <w:tab/>
       <w:tab/>
-      <w:t>2026-04-10</w:t>
+      <w:t>2026-04-11</w:t>
       <w:br/>
       <w:br/>
     </w:r>
